--- a/9-交付管理/运行记录类文件/090201-临夏回族自治州中医医院“智慧银医”项目 -实施方案.docx
+++ b/9-交付管理/运行记录类文件/090201-临夏回族自治州中医医院“智慧银医”项目 -实施方案.docx
@@ -4,9 +4,14 @@
   <w:body>
     <w:p>
       <w:pPr>
-        <w:pStyle w:val="12"/>
-        <w:spacing w:line="260" w:lineRule="auto"/>
-      </w:pPr>
+        <w:pStyle w:val="26"/>
+        <w:bidi w:val="0"/>
+        <w:rPr>
+          <w:rFonts w:hint="eastAsia"/>
+          <w:lang w:val="en-US" w:eastAsia="zh-CN"/>
+        </w:rPr>
+      </w:pPr>
+      <w:bookmarkStart w:id="0" w:name="_Toc17226"/>
     </w:p>
     <w:p>
       <w:pPr>
@@ -17,7 +22,6 @@
           <w:lang w:val="en-US" w:eastAsia="zh-CN"/>
         </w:rPr>
       </w:pPr>
-      <w:bookmarkStart w:id="0" w:name="_Toc17554"/>
       <w:r>
         <w:rPr>
           <w:rFonts w:hint="eastAsia"/>
@@ -37,7 +41,7 @@
         <w:pStyle w:val="27"/>
         <w:bidi w:val="0"/>
       </w:pPr>
-      <w:bookmarkStart w:id="1" w:name="_Toc6957"/>
+      <w:bookmarkStart w:id="1" w:name="_Toc28678"/>
       <w:r>
         <w:t>甘肃国邦信息科技有限公司</w:t>
       </w:r>
@@ -114,7 +118,7 @@
         </w:rPr>
       </w:pPr>
       <w:bookmarkStart w:id="2" w:name="_Toc7401"/>
-      <w:bookmarkStart w:id="3" w:name="_Toc8147"/>
+      <w:bookmarkStart w:id="3" w:name="_Toc19880"/>
       <w:r>
         <w:rPr>
           <w:rFonts w:ascii="宋体" w:hAnsi="宋体" w:eastAsia="宋体" w:cs="宋体"/>
@@ -905,17 +909,6 @@
         <w:br w:type="page"/>
       </w:r>
     </w:p>
-    <w:p>
-      <w:pPr>
-        <w:spacing w:before="180" w:line="222" w:lineRule="auto"/>
-        <w:ind w:left="3792"/>
-        <w:rPr>
-          <w:rFonts w:ascii="黑体" w:hAnsi="黑体" w:eastAsia="黑体" w:cs="黑体"/>
-          <w:sz w:val="28"/>
-          <w:szCs w:val="28"/>
-        </w:rPr>
-      </w:pPr>
-    </w:p>
     <w:sdt>
       <w:sdtPr>
         <w:rPr>
@@ -966,8 +959,6 @@
               <w:tab w:val="right" w:leader="dot" w:pos="8336"/>
             </w:tabs>
           </w:pPr>
-          <w:bookmarkStart w:id="32" w:name="_GoBack"/>
-          <w:bookmarkEnd w:id="32"/>
           <w:r>
             <w:rPr>
               <w:rFonts w:ascii="Calibri" w:hAnsi="Calibri" w:eastAsia="Calibri" w:cs="Calibri"/>
@@ -1004,7 +995,7 @@
               <w:rFonts w:ascii="Calibri" w:hAnsi="Calibri" w:eastAsia="Calibri" w:cs="Calibri"/>
               <w:szCs w:val="20"/>
             </w:rPr>
-            <w:instrText xml:space="preserve"> HYPERLINK \l _Toc17554 </w:instrText>
+            <w:instrText xml:space="preserve"> HYPERLINK \l _Toc17226 </w:instrText>
           </w:r>
           <w:r>
             <w:rPr>
@@ -1027,7 +1018,7 @@
             <w:fldChar w:fldCharType="begin"/>
           </w:r>
           <w:r>
-            <w:instrText xml:space="preserve"> PAGEREF _Toc17554 \h </w:instrText>
+            <w:instrText xml:space="preserve"> PAGEREF _Toc17226 \h </w:instrText>
           </w:r>
           <w:r>
             <w:fldChar w:fldCharType="separate"/>
@@ -1065,7 +1056,7 @@
               <w:rFonts w:ascii="Calibri" w:hAnsi="Calibri" w:eastAsia="Calibri" w:cs="Calibri"/>
               <w:szCs w:val="20"/>
             </w:rPr>
-            <w:instrText xml:space="preserve"> HYPERLINK \l _Toc6957 </w:instrText>
+            <w:instrText xml:space="preserve"> HYPERLINK \l _Toc28678 </w:instrText>
           </w:r>
           <w:r>
             <w:rPr>
@@ -1084,7 +1075,7 @@
             <w:fldChar w:fldCharType="begin"/>
           </w:r>
           <w:r>
-            <w:instrText xml:space="preserve"> PAGEREF _Toc6957 \h </w:instrText>
+            <w:instrText xml:space="preserve"> PAGEREF _Toc28678 \h </w:instrText>
           </w:r>
           <w:r>
             <w:fldChar w:fldCharType="separate"/>
@@ -1122,7 +1113,7 @@
               <w:rFonts w:ascii="Calibri" w:hAnsi="Calibri" w:eastAsia="Calibri" w:cs="Calibri"/>
               <w:szCs w:val="20"/>
             </w:rPr>
-            <w:instrText xml:space="preserve"> HYPERLINK \l _Toc8147 </w:instrText>
+            <w:instrText xml:space="preserve"> HYPERLINK \l _Toc19880 </w:instrText>
           </w:r>
           <w:r>
             <w:rPr>
@@ -1146,7 +1137,7 @@
             <w:fldChar w:fldCharType="begin"/>
           </w:r>
           <w:r>
-            <w:instrText xml:space="preserve"> PAGEREF _Toc8147 \h </w:instrText>
+            <w:instrText xml:space="preserve"> PAGEREF _Toc19880 \h </w:instrText>
           </w:r>
           <w:r>
             <w:fldChar w:fldCharType="separate"/>
@@ -1184,7 +1175,7 @@
               <w:rFonts w:ascii="Calibri" w:hAnsi="Calibri" w:eastAsia="Calibri" w:cs="Calibri"/>
               <w:szCs w:val="20"/>
             </w:rPr>
-            <w:instrText xml:space="preserve"> HYPERLINK \l _Toc11946 </w:instrText>
+            <w:instrText xml:space="preserve"> HYPERLINK \l _Toc16880 </w:instrText>
           </w:r>
           <w:r>
             <w:rPr>
@@ -1212,7 +1203,7 @@
             <w:fldChar w:fldCharType="begin"/>
           </w:r>
           <w:r>
-            <w:instrText xml:space="preserve"> PAGEREF _Toc11946 \h </w:instrText>
+            <w:instrText xml:space="preserve"> PAGEREF _Toc16880 \h </w:instrText>
           </w:r>
           <w:r>
             <w:fldChar w:fldCharType="separate"/>
@@ -1250,7 +1241,7 @@
               <w:rFonts w:ascii="Calibri" w:hAnsi="Calibri" w:eastAsia="Calibri" w:cs="Calibri"/>
               <w:szCs w:val="20"/>
             </w:rPr>
-            <w:instrText xml:space="preserve"> HYPERLINK \l _Toc18748 </w:instrText>
+            <w:instrText xml:space="preserve"> HYPERLINK \l _Toc21377 </w:instrText>
           </w:r>
           <w:r>
             <w:rPr>
@@ -1278,7 +1269,7 @@
             <w:fldChar w:fldCharType="begin"/>
           </w:r>
           <w:r>
-            <w:instrText xml:space="preserve"> PAGEREF _Toc18748 \h </w:instrText>
+            <w:instrText xml:space="preserve"> PAGEREF _Toc21377 \h </w:instrText>
           </w:r>
           <w:r>
             <w:fldChar w:fldCharType="separate"/>
@@ -1316,7 +1307,7 @@
               <w:rFonts w:ascii="Calibri" w:hAnsi="Calibri" w:eastAsia="Calibri" w:cs="Calibri"/>
               <w:szCs w:val="20"/>
             </w:rPr>
-            <w:instrText xml:space="preserve"> HYPERLINK \l _Toc3059 </w:instrText>
+            <w:instrText xml:space="preserve"> HYPERLINK \l _Toc20927 </w:instrText>
           </w:r>
           <w:r>
             <w:rPr>
@@ -1344,7 +1335,7 @@
             <w:fldChar w:fldCharType="begin"/>
           </w:r>
           <w:r>
-            <w:instrText xml:space="preserve"> PAGEREF _Toc3059 \h </w:instrText>
+            <w:instrText xml:space="preserve"> PAGEREF _Toc20927 \h </w:instrText>
           </w:r>
           <w:r>
             <w:fldChar w:fldCharType="separate"/>
@@ -1382,7 +1373,7 @@
               <w:rFonts w:ascii="Calibri" w:hAnsi="Calibri" w:eastAsia="Calibri" w:cs="Calibri"/>
               <w:szCs w:val="20"/>
             </w:rPr>
-            <w:instrText xml:space="preserve"> HYPERLINK \l _Toc5495 </w:instrText>
+            <w:instrText xml:space="preserve"> HYPERLINK \l _Toc925 </w:instrText>
           </w:r>
           <w:r>
             <w:rPr>
@@ -1410,7 +1401,7 @@
             <w:fldChar w:fldCharType="begin"/>
           </w:r>
           <w:r>
-            <w:instrText xml:space="preserve"> PAGEREF _Toc5495 \h </w:instrText>
+            <w:instrText xml:space="preserve"> PAGEREF _Toc925 \h </w:instrText>
           </w:r>
           <w:r>
             <w:fldChar w:fldCharType="separate"/>
@@ -1448,7 +1439,7 @@
               <w:rFonts w:ascii="Calibri" w:hAnsi="Calibri" w:eastAsia="Calibri" w:cs="Calibri"/>
               <w:szCs w:val="20"/>
             </w:rPr>
-            <w:instrText xml:space="preserve"> HYPERLINK \l _Toc10531 </w:instrText>
+            <w:instrText xml:space="preserve"> HYPERLINK \l _Toc22507 </w:instrText>
           </w:r>
           <w:r>
             <w:rPr>
@@ -1476,7 +1467,7 @@
             <w:fldChar w:fldCharType="begin"/>
           </w:r>
           <w:r>
-            <w:instrText xml:space="preserve"> PAGEREF _Toc10531 \h </w:instrText>
+            <w:instrText xml:space="preserve"> PAGEREF _Toc22507 \h </w:instrText>
           </w:r>
           <w:r>
             <w:fldChar w:fldCharType="separate"/>
@@ -1514,7 +1505,7 @@
               <w:rFonts w:ascii="Calibri" w:hAnsi="Calibri" w:eastAsia="Calibri" w:cs="Calibri"/>
               <w:szCs w:val="20"/>
             </w:rPr>
-            <w:instrText xml:space="preserve"> HYPERLINK \l _Toc11748 </w:instrText>
+            <w:instrText xml:space="preserve"> HYPERLINK \l _Toc3644 </w:instrText>
           </w:r>
           <w:r>
             <w:rPr>
@@ -1542,7 +1533,7 @@
             <w:fldChar w:fldCharType="begin"/>
           </w:r>
           <w:r>
-            <w:instrText xml:space="preserve"> PAGEREF _Toc11748 \h </w:instrText>
+            <w:instrText xml:space="preserve"> PAGEREF _Toc3644 \h </w:instrText>
           </w:r>
           <w:r>
             <w:fldChar w:fldCharType="separate"/>
@@ -1580,7 +1571,7 @@
               <w:rFonts w:ascii="Calibri" w:hAnsi="Calibri" w:eastAsia="Calibri" w:cs="Calibri"/>
               <w:szCs w:val="20"/>
             </w:rPr>
-            <w:instrText xml:space="preserve"> HYPERLINK \l _Toc12036 </w:instrText>
+            <w:instrText xml:space="preserve"> HYPERLINK \l _Toc16076 </w:instrText>
           </w:r>
           <w:r>
             <w:rPr>
@@ -1608,7 +1599,7 @@
             <w:fldChar w:fldCharType="begin"/>
           </w:r>
           <w:r>
-            <w:instrText xml:space="preserve"> PAGEREF _Toc12036 \h </w:instrText>
+            <w:instrText xml:space="preserve"> PAGEREF _Toc16076 \h </w:instrText>
           </w:r>
           <w:r>
             <w:fldChar w:fldCharType="separate"/>
@@ -1646,7 +1637,7 @@
               <w:rFonts w:ascii="Calibri" w:hAnsi="Calibri" w:eastAsia="Calibri" w:cs="Calibri"/>
               <w:szCs w:val="20"/>
             </w:rPr>
-            <w:instrText xml:space="preserve"> HYPERLINK \l _Toc20842 </w:instrText>
+            <w:instrText xml:space="preserve"> HYPERLINK \l _Toc11009 </w:instrText>
           </w:r>
           <w:r>
             <w:rPr>
@@ -1674,7 +1665,7 @@
             <w:fldChar w:fldCharType="begin"/>
           </w:r>
           <w:r>
-            <w:instrText xml:space="preserve"> PAGEREF _Toc20842 \h </w:instrText>
+            <w:instrText xml:space="preserve"> PAGEREF _Toc11009 \h </w:instrText>
           </w:r>
           <w:r>
             <w:fldChar w:fldCharType="separate"/>
@@ -1712,7 +1703,7 @@
               <w:rFonts w:ascii="Calibri" w:hAnsi="Calibri" w:eastAsia="Calibri" w:cs="Calibri"/>
               <w:szCs w:val="20"/>
             </w:rPr>
-            <w:instrText xml:space="preserve"> HYPERLINK \l _Toc15646 </w:instrText>
+            <w:instrText xml:space="preserve"> HYPERLINK \l _Toc17250 </w:instrText>
           </w:r>
           <w:r>
             <w:rPr>
@@ -1740,7 +1731,7 @@
             <w:fldChar w:fldCharType="begin"/>
           </w:r>
           <w:r>
-            <w:instrText xml:space="preserve"> PAGEREF _Toc15646 \h </w:instrText>
+            <w:instrText xml:space="preserve"> PAGEREF _Toc17250 \h </w:instrText>
           </w:r>
           <w:r>
             <w:fldChar w:fldCharType="separate"/>
@@ -1778,7 +1769,7 @@
               <w:rFonts w:ascii="Calibri" w:hAnsi="Calibri" w:eastAsia="Calibri" w:cs="Calibri"/>
               <w:szCs w:val="20"/>
             </w:rPr>
-            <w:instrText xml:space="preserve"> HYPERLINK \l _Toc29886 </w:instrText>
+            <w:instrText xml:space="preserve"> HYPERLINK \l _Toc7988 </w:instrText>
           </w:r>
           <w:r>
             <w:rPr>
@@ -1806,7 +1797,7 @@
             <w:fldChar w:fldCharType="begin"/>
           </w:r>
           <w:r>
-            <w:instrText xml:space="preserve"> PAGEREF _Toc29886 \h </w:instrText>
+            <w:instrText xml:space="preserve"> PAGEREF _Toc7988 \h </w:instrText>
           </w:r>
           <w:r>
             <w:fldChar w:fldCharType="separate"/>
@@ -1844,7 +1835,7 @@
               <w:rFonts w:ascii="Calibri" w:hAnsi="Calibri" w:eastAsia="Calibri" w:cs="Calibri"/>
               <w:szCs w:val="20"/>
             </w:rPr>
-            <w:instrText xml:space="preserve"> HYPERLINK \l _Toc17236 </w:instrText>
+            <w:instrText xml:space="preserve"> HYPERLINK \l _Toc10511 </w:instrText>
           </w:r>
           <w:r>
             <w:rPr>
@@ -1872,7 +1863,7 @@
             <w:fldChar w:fldCharType="begin"/>
           </w:r>
           <w:r>
-            <w:instrText xml:space="preserve"> PAGEREF _Toc17236 \h </w:instrText>
+            <w:instrText xml:space="preserve"> PAGEREF _Toc10511 \h </w:instrText>
           </w:r>
           <w:r>
             <w:fldChar w:fldCharType="separate"/>
@@ -1910,7 +1901,7 @@
               <w:rFonts w:ascii="Calibri" w:hAnsi="Calibri" w:eastAsia="Calibri" w:cs="Calibri"/>
               <w:szCs w:val="20"/>
             </w:rPr>
-            <w:instrText xml:space="preserve"> HYPERLINK \l _Toc1567 </w:instrText>
+            <w:instrText xml:space="preserve"> HYPERLINK \l _Toc20220 </w:instrText>
           </w:r>
           <w:r>
             <w:rPr>
@@ -1938,7 +1929,7 @@
             <w:fldChar w:fldCharType="begin"/>
           </w:r>
           <w:r>
-            <w:instrText xml:space="preserve"> PAGEREF _Toc1567 \h </w:instrText>
+            <w:instrText xml:space="preserve"> PAGEREF _Toc20220 \h </w:instrText>
           </w:r>
           <w:r>
             <w:fldChar w:fldCharType="separate"/>
@@ -1976,7 +1967,7 @@
               <w:rFonts w:ascii="Calibri" w:hAnsi="Calibri" w:eastAsia="Calibri" w:cs="Calibri"/>
               <w:szCs w:val="20"/>
             </w:rPr>
-            <w:instrText xml:space="preserve"> HYPERLINK \l _Toc17740 </w:instrText>
+            <w:instrText xml:space="preserve"> HYPERLINK \l _Toc103 </w:instrText>
           </w:r>
           <w:r>
             <w:rPr>
@@ -2004,7 +1995,7 @@
             <w:fldChar w:fldCharType="begin"/>
           </w:r>
           <w:r>
-            <w:instrText xml:space="preserve"> PAGEREF _Toc17740 \h </w:instrText>
+            <w:instrText xml:space="preserve"> PAGEREF _Toc103 \h </w:instrText>
           </w:r>
           <w:r>
             <w:fldChar w:fldCharType="separate"/>
@@ -2042,7 +2033,7 @@
               <w:rFonts w:ascii="Calibri" w:hAnsi="Calibri" w:eastAsia="Calibri" w:cs="Calibri"/>
               <w:szCs w:val="20"/>
             </w:rPr>
-            <w:instrText xml:space="preserve"> HYPERLINK \l _Toc30602 </w:instrText>
+            <w:instrText xml:space="preserve"> HYPERLINK \l _Toc31108 </w:instrText>
           </w:r>
           <w:r>
             <w:rPr>
@@ -2070,7 +2061,7 @@
             <w:fldChar w:fldCharType="begin"/>
           </w:r>
           <w:r>
-            <w:instrText xml:space="preserve"> PAGEREF _Toc30602 \h </w:instrText>
+            <w:instrText xml:space="preserve"> PAGEREF _Toc31108 \h </w:instrText>
           </w:r>
           <w:r>
             <w:fldChar w:fldCharType="separate"/>
@@ -2108,7 +2099,7 @@
               <w:rFonts w:ascii="Calibri" w:hAnsi="Calibri" w:eastAsia="Calibri" w:cs="Calibri"/>
               <w:szCs w:val="20"/>
             </w:rPr>
-            <w:instrText xml:space="preserve"> HYPERLINK \l _Toc15925 </w:instrText>
+            <w:instrText xml:space="preserve"> HYPERLINK \l _Toc16710 </w:instrText>
           </w:r>
           <w:r>
             <w:rPr>
@@ -2136,7 +2127,7 @@
             <w:fldChar w:fldCharType="begin"/>
           </w:r>
           <w:r>
-            <w:instrText xml:space="preserve"> PAGEREF _Toc15925 \h </w:instrText>
+            <w:instrText xml:space="preserve"> PAGEREF _Toc16710 \h </w:instrText>
           </w:r>
           <w:r>
             <w:fldChar w:fldCharType="separate"/>
@@ -2174,7 +2165,7 @@
               <w:rFonts w:ascii="Calibri" w:hAnsi="Calibri" w:eastAsia="Calibri" w:cs="Calibri"/>
               <w:szCs w:val="20"/>
             </w:rPr>
-            <w:instrText xml:space="preserve"> HYPERLINK \l _Toc20396 </w:instrText>
+            <w:instrText xml:space="preserve"> HYPERLINK \l _Toc32548 </w:instrText>
           </w:r>
           <w:r>
             <w:rPr>
@@ -2202,7 +2193,7 @@
             <w:fldChar w:fldCharType="begin"/>
           </w:r>
           <w:r>
-            <w:instrText xml:space="preserve"> PAGEREF _Toc20396 \h </w:instrText>
+            <w:instrText xml:space="preserve"> PAGEREF _Toc32548 \h </w:instrText>
           </w:r>
           <w:r>
             <w:fldChar w:fldCharType="separate"/>
@@ -2240,7 +2231,7 @@
               <w:rFonts w:ascii="Calibri" w:hAnsi="Calibri" w:eastAsia="Calibri" w:cs="Calibri"/>
               <w:szCs w:val="20"/>
             </w:rPr>
-            <w:instrText xml:space="preserve"> HYPERLINK \l _Toc1813 </w:instrText>
+            <w:instrText xml:space="preserve"> HYPERLINK \l _Toc15049 </w:instrText>
           </w:r>
           <w:r>
             <w:rPr>
@@ -2268,7 +2259,7 @@
             <w:fldChar w:fldCharType="begin"/>
           </w:r>
           <w:r>
-            <w:instrText xml:space="preserve"> PAGEREF _Toc1813 \h </w:instrText>
+            <w:instrText xml:space="preserve"> PAGEREF _Toc15049 \h </w:instrText>
           </w:r>
           <w:r>
             <w:fldChar w:fldCharType="separate"/>
@@ -2306,7 +2297,7 @@
               <w:rFonts w:ascii="Calibri" w:hAnsi="Calibri" w:eastAsia="Calibri" w:cs="Calibri"/>
               <w:szCs w:val="20"/>
             </w:rPr>
-            <w:instrText xml:space="preserve"> HYPERLINK \l _Toc31947 </w:instrText>
+            <w:instrText xml:space="preserve"> HYPERLINK \l _Toc18956 </w:instrText>
           </w:r>
           <w:r>
             <w:rPr>
@@ -2334,7 +2325,7 @@
             <w:fldChar w:fldCharType="begin"/>
           </w:r>
           <w:r>
-            <w:instrText xml:space="preserve"> PAGEREF _Toc31947 \h </w:instrText>
+            <w:instrText xml:space="preserve"> PAGEREF _Toc18956 \h </w:instrText>
           </w:r>
           <w:r>
             <w:fldChar w:fldCharType="separate"/>
@@ -2372,7 +2363,7 @@
               <w:rFonts w:ascii="Calibri" w:hAnsi="Calibri" w:eastAsia="Calibri" w:cs="Calibri"/>
               <w:szCs w:val="20"/>
             </w:rPr>
-            <w:instrText xml:space="preserve"> HYPERLINK \l _Toc7368 </w:instrText>
+            <w:instrText xml:space="preserve"> HYPERLINK \l _Toc12255 </w:instrText>
           </w:r>
           <w:r>
             <w:rPr>
@@ -2400,7 +2391,7 @@
             <w:fldChar w:fldCharType="begin"/>
           </w:r>
           <w:r>
-            <w:instrText xml:space="preserve"> PAGEREF _Toc7368 \h </w:instrText>
+            <w:instrText xml:space="preserve"> PAGEREF _Toc12255 \h </w:instrText>
           </w:r>
           <w:r>
             <w:fldChar w:fldCharType="separate"/>
@@ -2438,7 +2429,7 @@
               <w:rFonts w:ascii="Calibri" w:hAnsi="Calibri" w:eastAsia="Calibri" w:cs="Calibri"/>
               <w:szCs w:val="20"/>
             </w:rPr>
-            <w:instrText xml:space="preserve"> HYPERLINK \l _Toc31397 </w:instrText>
+            <w:instrText xml:space="preserve"> HYPERLINK \l _Toc29951 </w:instrText>
           </w:r>
           <w:r>
             <w:rPr>
@@ -2466,7 +2457,7 @@
             <w:fldChar w:fldCharType="begin"/>
           </w:r>
           <w:r>
-            <w:instrText xml:space="preserve"> PAGEREF _Toc31397 \h </w:instrText>
+            <w:instrText xml:space="preserve"> PAGEREF _Toc29951 \h </w:instrText>
           </w:r>
           <w:r>
             <w:fldChar w:fldCharType="separate"/>
@@ -2504,7 +2495,7 @@
               <w:rFonts w:ascii="Calibri" w:hAnsi="Calibri" w:eastAsia="Calibri" w:cs="Calibri"/>
               <w:szCs w:val="20"/>
             </w:rPr>
-            <w:instrText xml:space="preserve"> HYPERLINK \l _Toc9218 </w:instrText>
+            <w:instrText xml:space="preserve"> HYPERLINK \l _Toc28042 </w:instrText>
           </w:r>
           <w:r>
             <w:rPr>
@@ -2532,7 +2523,7 @@
             <w:fldChar w:fldCharType="begin"/>
           </w:r>
           <w:r>
-            <w:instrText xml:space="preserve"> PAGEREF _Toc9218 \h </w:instrText>
+            <w:instrText xml:space="preserve"> PAGEREF _Toc28042 \h </w:instrText>
           </w:r>
           <w:r>
             <w:fldChar w:fldCharType="separate"/>
@@ -2570,7 +2561,7 @@
               <w:rFonts w:ascii="Calibri" w:hAnsi="Calibri" w:eastAsia="Calibri" w:cs="Calibri"/>
               <w:szCs w:val="20"/>
             </w:rPr>
-            <w:instrText xml:space="preserve"> HYPERLINK \l _Toc10688 </w:instrText>
+            <w:instrText xml:space="preserve"> HYPERLINK \l _Toc26904 </w:instrText>
           </w:r>
           <w:r>
             <w:rPr>
@@ -2598,7 +2589,7 @@
             <w:fldChar w:fldCharType="begin"/>
           </w:r>
           <w:r>
-            <w:instrText xml:space="preserve"> PAGEREF _Toc10688 \h </w:instrText>
+            <w:instrText xml:space="preserve"> PAGEREF _Toc26904 \h </w:instrText>
           </w:r>
           <w:r>
             <w:fldChar w:fldCharType="separate"/>
@@ -2636,7 +2627,7 @@
               <w:rFonts w:ascii="Calibri" w:hAnsi="Calibri" w:eastAsia="Calibri" w:cs="Calibri"/>
               <w:szCs w:val="20"/>
             </w:rPr>
-            <w:instrText xml:space="preserve"> HYPERLINK \l _Toc29424 </w:instrText>
+            <w:instrText xml:space="preserve"> HYPERLINK \l _Toc20493 </w:instrText>
           </w:r>
           <w:r>
             <w:rPr>
@@ -2664,7 +2655,7 @@
             <w:fldChar w:fldCharType="begin"/>
           </w:r>
           <w:r>
-            <w:instrText xml:space="preserve"> PAGEREF _Toc29424 \h </w:instrText>
+            <w:instrText xml:space="preserve"> PAGEREF _Toc20493 \h </w:instrText>
           </w:r>
           <w:r>
             <w:fldChar w:fldCharType="separate"/>
@@ -2702,7 +2693,7 @@
               <w:rFonts w:ascii="Calibri" w:hAnsi="Calibri" w:eastAsia="Calibri" w:cs="Calibri"/>
               <w:szCs w:val="20"/>
             </w:rPr>
-            <w:instrText xml:space="preserve"> HYPERLINK \l _Toc10322 </w:instrText>
+            <w:instrText xml:space="preserve"> HYPERLINK \l _Toc12994 </w:instrText>
           </w:r>
           <w:r>
             <w:rPr>
@@ -2730,7 +2721,7 @@
             <w:fldChar w:fldCharType="begin"/>
           </w:r>
           <w:r>
-            <w:instrText xml:space="preserve"> PAGEREF _Toc10322 \h </w:instrText>
+            <w:instrText xml:space="preserve"> PAGEREF _Toc12994 \h </w:instrText>
           </w:r>
           <w:r>
             <w:fldChar w:fldCharType="separate"/>
@@ -2768,7 +2759,7 @@
               <w:rFonts w:ascii="Calibri" w:hAnsi="Calibri" w:eastAsia="Calibri" w:cs="Calibri"/>
               <w:szCs w:val="20"/>
             </w:rPr>
-            <w:instrText xml:space="preserve"> HYPERLINK \l _Toc13514 </w:instrText>
+            <w:instrText xml:space="preserve"> HYPERLINK \l _Toc5779 </w:instrText>
           </w:r>
           <w:r>
             <w:rPr>
@@ -2796,7 +2787,7 @@
             <w:fldChar w:fldCharType="begin"/>
           </w:r>
           <w:r>
-            <w:instrText xml:space="preserve"> PAGEREF _Toc13514 \h </w:instrText>
+            <w:instrText xml:space="preserve"> PAGEREF _Toc5779 \h </w:instrText>
           </w:r>
           <w:r>
             <w:fldChar w:fldCharType="separate"/>
@@ -2834,7 +2825,7 @@
               <w:rFonts w:ascii="Calibri" w:hAnsi="Calibri" w:eastAsia="Calibri" w:cs="Calibri"/>
               <w:szCs w:val="20"/>
             </w:rPr>
-            <w:instrText xml:space="preserve"> HYPERLINK \l _Toc11066 </w:instrText>
+            <w:instrText xml:space="preserve"> HYPERLINK \l _Toc3901 </w:instrText>
           </w:r>
           <w:r>
             <w:rPr>
@@ -2862,7 +2853,7 @@
             <w:fldChar w:fldCharType="begin"/>
           </w:r>
           <w:r>
-            <w:instrText xml:space="preserve"> PAGEREF _Toc11066 \h </w:instrText>
+            <w:instrText xml:space="preserve"> PAGEREF _Toc3901 \h </w:instrText>
           </w:r>
           <w:r>
             <w:fldChar w:fldCharType="separate"/>
@@ -2900,7 +2891,7 @@
               <w:rFonts w:ascii="Calibri" w:hAnsi="Calibri" w:eastAsia="Calibri" w:cs="Calibri"/>
               <w:szCs w:val="20"/>
             </w:rPr>
-            <w:instrText xml:space="preserve"> HYPERLINK \l _Toc20302 </w:instrText>
+            <w:instrText xml:space="preserve"> HYPERLINK \l _Toc8475 </w:instrText>
           </w:r>
           <w:r>
             <w:rPr>
@@ -2928,7 +2919,7 @@
             <w:fldChar w:fldCharType="begin"/>
           </w:r>
           <w:r>
-            <w:instrText xml:space="preserve"> PAGEREF _Toc20302 \h </w:instrText>
+            <w:instrText xml:space="preserve"> PAGEREF _Toc8475 \h </w:instrText>
           </w:r>
           <w:r>
             <w:fldChar w:fldCharType="separate"/>
@@ -2999,7 +2990,7 @@
       </w:pPr>
       <w:bookmarkStart w:id="4" w:name="bookmark11"/>
       <w:bookmarkEnd w:id="4"/>
-      <w:bookmarkStart w:id="5" w:name="_Toc11946"/>
+      <w:bookmarkStart w:id="5" w:name="_Toc16880"/>
       <w:r>
         <w:rPr>
           <w:rFonts w:hint="eastAsia"/>
@@ -3016,7 +3007,7 @@
           <w:rFonts w:hint="eastAsia"/>
         </w:rPr>
       </w:pPr>
-      <w:bookmarkStart w:id="6" w:name="_Toc18748"/>
+      <w:bookmarkStart w:id="6" w:name="_Toc21377"/>
       <w:r>
         <w:rPr>
           <w:rFonts w:hint="eastAsia"/>
@@ -3048,7 +3039,7 @@
           <w:rFonts w:hint="eastAsia"/>
         </w:rPr>
       </w:pPr>
-      <w:bookmarkStart w:id="7" w:name="_Toc3059"/>
+      <w:bookmarkStart w:id="7" w:name="_Toc20927"/>
       <w:r>
         <w:rPr>
           <w:rFonts w:hint="eastAsia"/>
@@ -3185,7 +3176,7 @@
           <w:rFonts w:hint="eastAsia"/>
         </w:rPr>
       </w:pPr>
-      <w:bookmarkStart w:id="8" w:name="_Toc5495"/>
+      <w:bookmarkStart w:id="8" w:name="_Toc925"/>
       <w:r>
         <w:rPr>
           <w:rFonts w:hint="eastAsia"/>
@@ -3197,7 +3188,12 @@
     <w:p>
       <w:pPr>
         <w:pStyle w:val="29"/>
-        <w:bidi w:val="0"/>
+        <w:numPr>
+          <w:ilvl w:val="0"/>
+          <w:numId w:val="3"/>
+        </w:numPr>
+        <w:bidi w:val="0"/>
+        <w:ind w:left="425" w:leftChars="0" w:hanging="425" w:firstLineChars="0"/>
         <w:rPr>
           <w:rFonts w:hint="eastAsia"/>
         </w:rPr>
@@ -3212,7 +3208,12 @@
     <w:p>
       <w:pPr>
         <w:pStyle w:val="29"/>
-        <w:bidi w:val="0"/>
+        <w:numPr>
+          <w:ilvl w:val="0"/>
+          <w:numId w:val="3"/>
+        </w:numPr>
+        <w:bidi w:val="0"/>
+        <w:ind w:left="425" w:leftChars="0" w:hanging="425" w:firstLineChars="0"/>
         <w:rPr>
           <w:rFonts w:hint="eastAsia"/>
         </w:rPr>
@@ -3227,7 +3228,12 @@
     <w:p>
       <w:pPr>
         <w:pStyle w:val="29"/>
-        <w:bidi w:val="0"/>
+        <w:numPr>
+          <w:ilvl w:val="0"/>
+          <w:numId w:val="3"/>
+        </w:numPr>
+        <w:bidi w:val="0"/>
+        <w:ind w:left="425" w:leftChars="0" w:hanging="425" w:firstLineChars="0"/>
         <w:rPr>
           <w:rFonts w:hint="eastAsia"/>
         </w:rPr>
@@ -3242,7 +3248,12 @@
     <w:p>
       <w:pPr>
         <w:pStyle w:val="29"/>
-        <w:bidi w:val="0"/>
+        <w:numPr>
+          <w:ilvl w:val="0"/>
+          <w:numId w:val="3"/>
+        </w:numPr>
+        <w:bidi w:val="0"/>
+        <w:ind w:left="425" w:leftChars="0" w:hanging="425" w:firstLineChars="0"/>
         <w:rPr>
           <w:rFonts w:hint="eastAsia"/>
         </w:rPr>
@@ -3257,7 +3268,12 @@
     <w:p>
       <w:pPr>
         <w:pStyle w:val="29"/>
-        <w:bidi w:val="0"/>
+        <w:numPr>
+          <w:ilvl w:val="0"/>
+          <w:numId w:val="3"/>
+        </w:numPr>
+        <w:bidi w:val="0"/>
+        <w:ind w:left="425" w:leftChars="0" w:hanging="425" w:firstLineChars="0"/>
         <w:rPr>
           <w:rFonts w:hint="eastAsia"/>
         </w:rPr>
@@ -3277,7 +3293,7 @@
           <w:rFonts w:hint="eastAsia"/>
         </w:rPr>
       </w:pPr>
-      <w:bookmarkStart w:id="9" w:name="_Toc10531"/>
+      <w:bookmarkStart w:id="9" w:name="_Toc22507"/>
       <w:r>
         <w:rPr>
           <w:rFonts w:hint="eastAsia"/>
@@ -3288,6 +3304,7 @@
     </w:p>
     <w:tbl>
       <w:tblPr>
+        <w:tblStyle w:val="20"/>
         <w:tblW w:w="9024" w:type="dxa"/>
         <w:tblInd w:w="0" w:type="dxa"/>
         <w:tblBorders>
@@ -3376,7 +3393,6 @@
                 <w:kern w:val="0"/>
                 <w:sz w:val="18"/>
                 <w:szCs w:val="18"/>
-                <w:bdr w:val="none" w:color="auto" w:sz="0" w:space="0"/>
                 <w:lang w:val="en-US" w:eastAsia="zh-CN" w:bidi="ar"/>
               </w:rPr>
               <w:t>模块</w:t>
@@ -3426,7 +3442,6 @@
                 <w:kern w:val="0"/>
                 <w:sz w:val="18"/>
                 <w:szCs w:val="18"/>
-                <w:bdr w:val="none" w:color="auto" w:sz="0" w:space="0"/>
                 <w:lang w:val="en-US" w:eastAsia="zh-CN" w:bidi="ar"/>
               </w:rPr>
               <w:t>主要功能</w:t>
@@ -3476,7 +3491,6 @@
                 <w:kern w:val="0"/>
                 <w:sz w:val="18"/>
                 <w:szCs w:val="18"/>
-                <w:bdr w:val="none" w:color="auto" w:sz="0" w:space="0"/>
                 <w:lang w:val="en-US" w:eastAsia="zh-CN" w:bidi="ar"/>
               </w:rPr>
               <w:t>说明</w:t>
@@ -3494,7 +3508,6 @@
             <w:insideH w:val="single" w:color="auto" w:sz="4" w:space="0"/>
             <w:insideV w:val="single" w:color="auto" w:sz="4" w:space="0"/>
           </w:tblBorders>
-          <w:shd w:val="clear" w:color="auto" w:fill="auto"/>
           <w:tblCellMar>
             <w:top w:w="15" w:type="dxa"/>
             <w:left w:w="15" w:type="dxa"/>
@@ -3548,7 +3561,6 @@
                 <w:kern w:val="0"/>
                 <w:sz w:val="18"/>
                 <w:szCs w:val="18"/>
-                <w:bdr w:val="none" w:color="auto" w:sz="0" w:space="0"/>
                 <w:lang w:val="en-US" w:eastAsia="zh-CN" w:bidi="ar"/>
               </w:rPr>
               <w:t>门诊自助服务系统</w:t>
@@ -3598,7 +3610,6 @@
                 <w:kern w:val="0"/>
                 <w:sz w:val="18"/>
                 <w:szCs w:val="18"/>
-                <w:bdr w:val="none" w:color="auto" w:sz="0" w:space="0"/>
                 <w:lang w:val="en-US" w:eastAsia="zh-CN" w:bidi="ar"/>
               </w:rPr>
               <w:t>建档、挂号、缴费、报告打印、物价查询等</w:t>
@@ -3648,7 +3659,6 @@
                 <w:kern w:val="0"/>
                 <w:sz w:val="18"/>
                 <w:szCs w:val="18"/>
-                <w:bdr w:val="none" w:color="auto" w:sz="0" w:space="0"/>
                 <w:lang w:val="en-US" w:eastAsia="zh-CN" w:bidi="ar"/>
               </w:rPr>
               <w:t>支持医保卡、身份证、电子健康卡、医保电子凭证等多介质识别</w:t>
@@ -3723,7 +3733,6 @@
                 <w:kern w:val="0"/>
                 <w:sz w:val="18"/>
                 <w:szCs w:val="18"/>
-                <w:bdr w:val="none" w:color="auto" w:sz="0" w:space="0"/>
                 <w:lang w:val="en-US" w:eastAsia="zh-CN" w:bidi="ar"/>
               </w:rPr>
               <w:t>住院自助服务系统</w:t>
@@ -3773,7 +3782,6 @@
                 <w:kern w:val="0"/>
                 <w:sz w:val="18"/>
                 <w:szCs w:val="18"/>
-                <w:bdr w:val="none" w:color="auto" w:sz="0" w:space="0"/>
                 <w:lang w:val="en-US" w:eastAsia="zh-CN" w:bidi="ar"/>
               </w:rPr>
               <w:t>入院办理、预缴金充值、日清单查询、出院结算等</w:t>
@@ -3823,7 +3831,6 @@
                 <w:kern w:val="0"/>
                 <w:sz w:val="18"/>
                 <w:szCs w:val="18"/>
-                <w:bdr w:val="none" w:color="auto" w:sz="0" w:space="0"/>
                 <w:lang w:val="en-US" w:eastAsia="zh-CN" w:bidi="ar"/>
               </w:rPr>
               <w:t>支持聚合支付、原路退款、自助结算</w:t>
@@ -3841,7 +3848,6 @@
             <w:insideH w:val="single" w:color="auto" w:sz="4" w:space="0"/>
             <w:insideV w:val="single" w:color="auto" w:sz="4" w:space="0"/>
           </w:tblBorders>
-          <w:shd w:val="clear" w:color="auto" w:fill="auto"/>
           <w:tblCellMar>
             <w:top w:w="15" w:type="dxa"/>
             <w:left w:w="15" w:type="dxa"/>
@@ -3895,7 +3901,6 @@
                 <w:kern w:val="0"/>
                 <w:sz w:val="18"/>
                 <w:szCs w:val="18"/>
-                <w:bdr w:val="none" w:color="auto" w:sz="0" w:space="0"/>
                 <w:lang w:val="en-US" w:eastAsia="zh-CN" w:bidi="ar"/>
               </w:rPr>
               <w:t>统一支付结算平台</w:t>
@@ -3945,7 +3950,6 @@
                 <w:kern w:val="0"/>
                 <w:sz w:val="18"/>
                 <w:szCs w:val="18"/>
-                <w:bdr w:val="none" w:color="auto" w:sz="0" w:space="0"/>
                 <w:lang w:val="en-US" w:eastAsia="zh-CN" w:bidi="ar"/>
               </w:rPr>
               <w:t>多渠道支付接入、对账管理、异常账处理、财务统计</w:t>
@@ -3995,7 +3999,6 @@
                 <w:kern w:val="0"/>
                 <w:sz w:val="18"/>
                 <w:szCs w:val="18"/>
-                <w:bdr w:val="none" w:color="auto" w:sz="0" w:space="0"/>
                 <w:lang w:val="en-US" w:eastAsia="zh-CN" w:bidi="ar"/>
               </w:rPr>
               <w:t>提供商户管理、订单查询、退款操作、报表分析等功能</w:t>
@@ -4067,7 +4070,6 @@
                 <w:kern w:val="0"/>
                 <w:sz w:val="18"/>
                 <w:szCs w:val="18"/>
-                <w:bdr w:val="none" w:color="auto" w:sz="0" w:space="0"/>
                 <w:lang w:val="en-US" w:eastAsia="zh-CN" w:bidi="ar"/>
               </w:rPr>
               <w:t>系统对接与集成</w:t>
@@ -4117,7 +4119,6 @@
                 <w:kern w:val="0"/>
                 <w:sz w:val="18"/>
                 <w:szCs w:val="18"/>
-                <w:bdr w:val="none" w:color="auto" w:sz="0" w:space="0"/>
                 <w:lang w:val="en-US" w:eastAsia="zh-CN" w:bidi="ar"/>
               </w:rPr>
               <w:t>与HIS、医保系统对接，实现数据实时同步</w:t>
@@ -4167,7 +4168,6 @@
                 <w:kern w:val="0"/>
                 <w:sz w:val="18"/>
                 <w:szCs w:val="18"/>
-                <w:bdr w:val="none" w:color="auto" w:sz="0" w:space="0"/>
                 <w:lang w:val="en-US" w:eastAsia="zh-CN" w:bidi="ar"/>
               </w:rPr>
               <w:t>支持HL7/FHIR标准、JSON/XML数据格式</w:t>
@@ -4239,7 +4239,6 @@
                 <w:kern w:val="0"/>
                 <w:sz w:val="18"/>
                 <w:szCs w:val="18"/>
-                <w:bdr w:val="none" w:color="auto" w:sz="0" w:space="0"/>
                 <w:lang w:val="en-US" w:eastAsia="zh-CN" w:bidi="ar"/>
               </w:rPr>
               <w:t>安全与运维体系</w:t>
@@ -4289,7 +4288,6 @@
                 <w:kern w:val="0"/>
                 <w:sz w:val="18"/>
                 <w:szCs w:val="18"/>
-                <w:bdr w:val="none" w:color="auto" w:sz="0" w:space="0"/>
                 <w:lang w:val="en-US" w:eastAsia="zh-CN" w:bidi="ar"/>
               </w:rPr>
               <w:t>身份认证、权限管理、日志审计、设备监控、数据备份</w:t>
@@ -4339,7 +4337,6 @@
                 <w:kern w:val="0"/>
                 <w:sz w:val="18"/>
                 <w:szCs w:val="18"/>
-                <w:bdr w:val="none" w:color="auto" w:sz="0" w:space="0"/>
                 <w:lang w:val="en-US" w:eastAsia="zh-CN" w:bidi="ar"/>
               </w:rPr>
               <w:t>实现系统级、应用级、网络级全方位防护</w:t>
@@ -4351,12 +4348,25 @@
     <w:p>
       <w:pPr>
         <w:pStyle w:val="28"/>
-        <w:bidi w:val="0"/>
-        <w:rPr>
-          <w:rFonts w:hint="eastAsia"/>
-        </w:rPr>
-      </w:pPr>
-      <w:bookmarkStart w:id="10" w:name="_Toc11748"/>
+        <w:numPr>
+          <w:numId w:val="0"/>
+        </w:numPr>
+        <w:bidi w:val="0"/>
+        <w:ind w:leftChars="0"/>
+        <w:rPr>
+          <w:rFonts w:hint="eastAsia"/>
+        </w:rPr>
+      </w:pPr>
+      <w:bookmarkStart w:id="10" w:name="_Toc3644"/>
+    </w:p>
+    <w:p>
+      <w:pPr>
+        <w:pStyle w:val="28"/>
+        <w:bidi w:val="0"/>
+        <w:rPr>
+          <w:rFonts w:hint="eastAsia"/>
+        </w:rPr>
+      </w:pPr>
       <w:r>
         <w:rPr>
           <w:rFonts w:hint="eastAsia"/>
@@ -4373,7 +4383,7 @@
           <w:rFonts w:hint="eastAsia"/>
         </w:rPr>
       </w:pPr>
-      <w:bookmarkStart w:id="11" w:name="_Toc12036"/>
+      <w:bookmarkStart w:id="11" w:name="_Toc16076"/>
       <w:r>
         <w:rPr>
           <w:rFonts w:hint="eastAsia"/>
@@ -4435,7 +4445,7 @@
           <w:rFonts w:hint="eastAsia"/>
         </w:rPr>
       </w:pPr>
-      <w:bookmarkStart w:id="12" w:name="_Toc20842"/>
+      <w:bookmarkStart w:id="12" w:name="_Toc11009"/>
       <w:r>
         <w:rPr>
           <w:rFonts w:hint="eastAsia"/>
@@ -4497,7 +4507,7 @@
           <w:rFonts w:hint="eastAsia"/>
         </w:rPr>
       </w:pPr>
-      <w:bookmarkStart w:id="13" w:name="_Toc15646"/>
+      <w:bookmarkStart w:id="13" w:name="_Toc17250"/>
       <w:r>
         <w:rPr>
           <w:rFonts w:hint="eastAsia"/>
@@ -4559,7 +4569,7 @@
           <w:rFonts w:hint="eastAsia"/>
         </w:rPr>
       </w:pPr>
-      <w:bookmarkStart w:id="14" w:name="_Toc29886"/>
+      <w:bookmarkStart w:id="14" w:name="_Toc7988"/>
       <w:r>
         <w:rPr>
           <w:rFonts w:hint="eastAsia"/>
@@ -4621,7 +4631,7 @@
           <w:rFonts w:hint="eastAsia"/>
         </w:rPr>
       </w:pPr>
-      <w:bookmarkStart w:id="15" w:name="_Toc17236"/>
+      <w:bookmarkStart w:id="15" w:name="_Toc10511"/>
       <w:r>
         <w:rPr>
           <w:rFonts w:hint="eastAsia"/>
@@ -4683,7 +4693,7 @@
           <w:rFonts w:hint="eastAsia"/>
         </w:rPr>
       </w:pPr>
-      <w:bookmarkStart w:id="16" w:name="_Toc1567"/>
+      <w:bookmarkStart w:id="16" w:name="_Toc20220"/>
       <w:r>
         <w:rPr>
           <w:rFonts w:hint="eastAsia"/>
@@ -4700,7 +4710,7 @@
           <w:rFonts w:hint="eastAsia"/>
         </w:rPr>
       </w:pPr>
-      <w:bookmarkStart w:id="17" w:name="_Toc17740"/>
+      <w:bookmarkStart w:id="17" w:name="_Toc103"/>
       <w:r>
         <w:rPr>
           <w:rFonts w:hint="eastAsia"/>
@@ -4762,7 +4772,7 @@
           <w:rFonts w:hint="eastAsia"/>
         </w:rPr>
       </w:pPr>
-      <w:bookmarkStart w:id="18" w:name="_Toc30602"/>
+      <w:bookmarkStart w:id="18" w:name="_Toc31108"/>
       <w:r>
         <w:rPr>
           <w:rFonts w:hint="eastAsia"/>
@@ -4824,7 +4834,7 @@
           <w:rFonts w:hint="eastAsia"/>
         </w:rPr>
       </w:pPr>
-      <w:bookmarkStart w:id="19" w:name="_Toc15925"/>
+      <w:bookmarkStart w:id="19" w:name="_Toc16710"/>
       <w:r>
         <w:rPr>
           <w:rFonts w:hint="eastAsia"/>
@@ -4886,7 +4896,7 @@
           <w:rFonts w:hint="eastAsia"/>
         </w:rPr>
       </w:pPr>
-      <w:bookmarkStart w:id="20" w:name="_Toc20396"/>
+      <w:bookmarkStart w:id="20" w:name="_Toc32548"/>
       <w:r>
         <w:rPr>
           <w:rFonts w:hint="eastAsia"/>
@@ -4948,7 +4958,7 @@
           <w:rFonts w:hint="eastAsia"/>
         </w:rPr>
       </w:pPr>
-      <w:bookmarkStart w:id="21" w:name="_Toc1813"/>
+      <w:bookmarkStart w:id="21" w:name="_Toc15049"/>
       <w:r>
         <w:rPr>
           <w:rFonts w:hint="eastAsia"/>
@@ -4965,7 +4975,7 @@
           <w:rFonts w:hint="eastAsia"/>
         </w:rPr>
       </w:pPr>
-      <w:bookmarkStart w:id="22" w:name="_Toc31947"/>
+      <w:bookmarkStart w:id="22" w:name="_Toc18956"/>
       <w:r>
         <w:rPr>
           <w:rFonts w:hint="eastAsia"/>
@@ -4976,6 +4986,7 @@
     </w:p>
     <w:tbl>
       <w:tblPr>
+        <w:tblStyle w:val="20"/>
         <w:tblW w:w="9024" w:type="dxa"/>
         <w:tblInd w:w="0" w:type="dxa"/>
         <w:tblBorders>
@@ -5009,6 +5020,7 @@
             <w:insideH w:val="single" w:color="auto" w:sz="4" w:space="0"/>
             <w:insideV w:val="single" w:color="auto" w:sz="4" w:space="0"/>
           </w:tblBorders>
+          <w:shd w:val="clear" w:color="auto" w:fill="auto"/>
           <w:tblCellMar>
             <w:top w:w="15" w:type="dxa"/>
             <w:left w:w="15" w:type="dxa"/>
@@ -5062,7 +5074,6 @@
                 <w:kern w:val="0"/>
                 <w:sz w:val="18"/>
                 <w:szCs w:val="18"/>
-                <w:bdr w:val="none" w:color="auto" w:sz="0" w:space="0"/>
                 <w:lang w:val="en-US" w:eastAsia="zh-CN" w:bidi="ar"/>
               </w:rPr>
               <w:t>角色</w:t>
@@ -5112,7 +5123,6 @@
                 <w:kern w:val="0"/>
                 <w:sz w:val="18"/>
                 <w:szCs w:val="18"/>
-                <w:bdr w:val="none" w:color="auto" w:sz="0" w:space="0"/>
                 <w:lang w:val="en-US" w:eastAsia="zh-CN" w:bidi="ar"/>
               </w:rPr>
               <w:t>职责</w:t>
@@ -5180,7 +5190,6 @@
                 <w:kern w:val="0"/>
                 <w:sz w:val="18"/>
                 <w:szCs w:val="18"/>
-                <w:bdr w:val="none" w:color="auto" w:sz="0" w:space="0"/>
                 <w:lang w:val="en-US" w:eastAsia="zh-CN" w:bidi="ar"/>
               </w:rPr>
               <w:t>运维部经理</w:t>
@@ -5230,7 +5239,6 @@
                 <w:kern w:val="0"/>
                 <w:sz w:val="18"/>
                 <w:szCs w:val="18"/>
-                <w:bdr w:val="none" w:color="auto" w:sz="0" w:space="0"/>
                 <w:lang w:val="en-US" w:eastAsia="zh-CN" w:bidi="ar"/>
               </w:rPr>
               <w:t>总体协调、进度控制、风险管理</w:t>
@@ -5347,7 +5355,6 @@
                 <w:kern w:val="0"/>
                 <w:sz w:val="18"/>
                 <w:szCs w:val="18"/>
-                <w:bdr w:val="none" w:color="auto" w:sz="0" w:space="0"/>
                 <w:lang w:val="en-US" w:eastAsia="zh-CN" w:bidi="ar"/>
               </w:rPr>
               <w:t>系统设计、开发管理、技术攻关</w:t>
@@ -5365,6 +5372,7 @@
             <w:insideH w:val="single" w:color="auto" w:sz="4" w:space="0"/>
             <w:insideV w:val="single" w:color="auto" w:sz="4" w:space="0"/>
           </w:tblBorders>
+          <w:shd w:val="clear" w:color="auto" w:fill="auto"/>
           <w:tblCellMar>
             <w:top w:w="15" w:type="dxa"/>
             <w:left w:w="15" w:type="dxa"/>
@@ -5415,7 +5423,6 @@
                 <w:kern w:val="0"/>
                 <w:sz w:val="18"/>
                 <w:szCs w:val="18"/>
-                <w:bdr w:val="none" w:color="auto" w:sz="0" w:space="0"/>
                 <w:lang w:val="en-US" w:eastAsia="zh-CN" w:bidi="ar"/>
               </w:rPr>
               <w:t>运维</w:t>
@@ -5432,7 +5439,6 @@
                 <w:kern w:val="0"/>
                 <w:sz w:val="18"/>
                 <w:szCs w:val="18"/>
-                <w:bdr w:val="none" w:color="auto" w:sz="0" w:space="0"/>
                 <w:lang w:val="en-US" w:eastAsia="zh-CN" w:bidi="ar"/>
               </w:rPr>
               <w:t>实施工程师</w:t>
@@ -5470,7 +5476,6 @@
                 <w:kern w:val="0"/>
                 <w:sz w:val="18"/>
                 <w:szCs w:val="18"/>
-                <w:bdr w:val="none" w:color="auto" w:sz="0" w:space="0"/>
                 <w:lang w:val="en-US" w:eastAsia="zh-CN" w:bidi="ar"/>
               </w:rPr>
             </w:pPr>
@@ -5486,7 +5491,6 @@
                 <w:kern w:val="0"/>
                 <w:sz w:val="18"/>
                 <w:szCs w:val="18"/>
-                <w:bdr w:val="none" w:color="auto" w:sz="0" w:space="0"/>
                 <w:lang w:val="en-US" w:eastAsia="zh-CN" w:bidi="ar"/>
               </w:rPr>
               <w:t>系统部署、调试、培训支持</w:t>
@@ -5511,7 +5515,6 @@
                 <w:kern w:val="0"/>
                 <w:sz w:val="18"/>
                 <w:szCs w:val="18"/>
-                <w:bdr w:val="none" w:color="auto" w:sz="0" w:space="0"/>
                 <w:lang w:val="en-US" w:eastAsia="zh-CN" w:bidi="ar"/>
               </w:rPr>
             </w:pPr>
@@ -5543,7 +5546,7 @@
           <w:rFonts w:hint="eastAsia"/>
         </w:rPr>
       </w:pPr>
-      <w:bookmarkStart w:id="23" w:name="_Toc7368"/>
+      <w:bookmarkStart w:id="23" w:name="_Toc12255"/>
       <w:r>
         <w:rPr>
           <w:rFonts w:hint="eastAsia"/>
@@ -5605,7 +5608,7 @@
           <w:rFonts w:hint="eastAsia"/>
         </w:rPr>
       </w:pPr>
-      <w:bookmarkStart w:id="24" w:name="_Toc31397"/>
+      <w:bookmarkStart w:id="24" w:name="_Toc29951"/>
       <w:r>
         <w:rPr>
           <w:rFonts w:hint="eastAsia"/>
@@ -5613,22 +5616,10 @@
         <w:t>风险管理</w:t>
       </w:r>
       <w:bookmarkEnd w:id="24"/>
-    </w:p>
-    <w:p>
-      <w:pPr>
-        <w:rPr>
-          <w:rFonts w:hint="eastAsia"/>
-        </w:rPr>
-      </w:pPr>
-      <w:r>
-        <w:rPr>
-          <w:rFonts w:hint="eastAsia"/>
-        </w:rPr>
-        <w:br w:type="page"/>
-      </w:r>
     </w:p>
     <w:tbl>
       <w:tblPr>
+        <w:tblStyle w:val="20"/>
         <w:tblW w:w="9024" w:type="dxa"/>
         <w:tblInd w:w="0" w:type="dxa"/>
         <w:tblBorders>
@@ -5716,7 +5707,6 @@
                 <w:kern w:val="0"/>
                 <w:sz w:val="18"/>
                 <w:szCs w:val="18"/>
-                <w:bdr w:val="none" w:color="auto" w:sz="0" w:space="0"/>
                 <w:lang w:val="en-US" w:eastAsia="zh-CN" w:bidi="ar"/>
               </w:rPr>
               <w:t>风险类型</w:t>
@@ -5766,7 +5756,6 @@
                 <w:kern w:val="0"/>
                 <w:sz w:val="18"/>
                 <w:szCs w:val="18"/>
-                <w:bdr w:val="none" w:color="auto" w:sz="0" w:space="0"/>
                 <w:lang w:val="en-US" w:eastAsia="zh-CN" w:bidi="ar"/>
               </w:rPr>
               <w:t>应对措施</w:t>
@@ -5835,7 +5824,6 @@
                 <w:kern w:val="0"/>
                 <w:sz w:val="18"/>
                 <w:szCs w:val="18"/>
-                <w:bdr w:val="none" w:color="auto" w:sz="0" w:space="0"/>
                 <w:lang w:val="en-US" w:eastAsia="zh-CN" w:bidi="ar"/>
               </w:rPr>
               <w:t>系统对接风险</w:t>
@@ -5885,7 +5873,6 @@
                 <w:kern w:val="0"/>
                 <w:sz w:val="18"/>
                 <w:szCs w:val="18"/>
-                <w:bdr w:val="none" w:color="auto" w:sz="0" w:space="0"/>
                 <w:lang w:val="en-US" w:eastAsia="zh-CN" w:bidi="ar"/>
               </w:rPr>
               <w:t>提前联调、准备备用方案</w:t>
@@ -5903,7 +5890,6 @@
             <w:insideH w:val="single" w:color="auto" w:sz="4" w:space="0"/>
             <w:insideV w:val="single" w:color="auto" w:sz="4" w:space="0"/>
           </w:tblBorders>
-          <w:shd w:val="clear" w:color="auto" w:fill="auto"/>
           <w:tblCellMar>
             <w:top w:w="15" w:type="dxa"/>
             <w:left w:w="15" w:type="dxa"/>
@@ -5954,7 +5940,6 @@
                 <w:kern w:val="0"/>
                 <w:sz w:val="18"/>
                 <w:szCs w:val="18"/>
-                <w:bdr w:val="none" w:color="auto" w:sz="0" w:space="0"/>
                 <w:lang w:val="en-US" w:eastAsia="zh-CN" w:bidi="ar"/>
               </w:rPr>
               <w:t>数据安全风险</w:t>
@@ -6004,7 +5989,6 @@
                 <w:kern w:val="0"/>
                 <w:sz w:val="18"/>
                 <w:szCs w:val="18"/>
-                <w:bdr w:val="none" w:color="auto" w:sz="0" w:space="0"/>
                 <w:lang w:val="en-US" w:eastAsia="zh-CN" w:bidi="ar"/>
               </w:rPr>
               <w:t>加密传输、权限控制、日志审计</w:t>
@@ -6073,7 +6057,6 @@
                 <w:kern w:val="0"/>
                 <w:sz w:val="18"/>
                 <w:szCs w:val="18"/>
-                <w:bdr w:val="none" w:color="auto" w:sz="0" w:space="0"/>
                 <w:lang w:val="en-US" w:eastAsia="zh-CN" w:bidi="ar"/>
               </w:rPr>
               <w:t>用户接受度低</w:t>
@@ -6123,7 +6106,6 @@
                 <w:kern w:val="0"/>
                 <w:sz w:val="18"/>
                 <w:szCs w:val="18"/>
-                <w:bdr w:val="none" w:color="auto" w:sz="0" w:space="0"/>
                 <w:lang w:val="en-US" w:eastAsia="zh-CN" w:bidi="ar"/>
               </w:rPr>
               <w:t>加强培训、优化界面、设置引导员</w:t>
@@ -6192,7 +6174,6 @@
                 <w:kern w:val="0"/>
                 <w:sz w:val="18"/>
                 <w:szCs w:val="18"/>
-                <w:bdr w:val="none" w:color="auto" w:sz="0" w:space="0"/>
                 <w:lang w:val="en-US" w:eastAsia="zh-CN" w:bidi="ar"/>
               </w:rPr>
               <w:t>硬件故障风险</w:t>
@@ -6242,7 +6223,6 @@
                 <w:kern w:val="0"/>
                 <w:sz w:val="18"/>
                 <w:szCs w:val="18"/>
-                <w:bdr w:val="none" w:color="auto" w:sz="0" w:space="0"/>
                 <w:lang w:val="en-US" w:eastAsia="zh-CN" w:bidi="ar"/>
               </w:rPr>
               <w:t>设备冗余、快速更换机制</w:t>
@@ -6254,12 +6234,25 @@
     <w:p>
       <w:pPr>
         <w:pStyle w:val="28"/>
-        <w:bidi w:val="0"/>
-        <w:rPr>
-          <w:rFonts w:hint="eastAsia"/>
-        </w:rPr>
-      </w:pPr>
-      <w:bookmarkStart w:id="25" w:name="_Toc9218"/>
+        <w:numPr>
+          <w:numId w:val="0"/>
+        </w:numPr>
+        <w:bidi w:val="0"/>
+        <w:ind w:leftChars="0"/>
+        <w:rPr>
+          <w:rFonts w:hint="eastAsia"/>
+        </w:rPr>
+      </w:pPr>
+      <w:bookmarkStart w:id="25" w:name="_Toc28042"/>
+    </w:p>
+    <w:p>
+      <w:pPr>
+        <w:pStyle w:val="28"/>
+        <w:bidi w:val="0"/>
+        <w:rPr>
+          <w:rFonts w:hint="eastAsia"/>
+        </w:rPr>
+      </w:pPr>
       <w:r>
         <w:rPr>
           <w:rFonts w:hint="eastAsia"/>
@@ -6276,7 +6269,7 @@
           <w:rFonts w:hint="eastAsia"/>
         </w:rPr>
       </w:pPr>
-      <w:bookmarkStart w:id="26" w:name="_Toc10688"/>
+      <w:bookmarkStart w:id="26" w:name="_Toc26904"/>
       <w:r>
         <w:rPr>
           <w:rFonts w:hint="eastAsia"/>
@@ -6353,7 +6346,7 @@
           <w:rFonts w:hint="eastAsia"/>
         </w:rPr>
       </w:pPr>
-      <w:bookmarkStart w:id="27" w:name="_Toc29424"/>
+      <w:bookmarkStart w:id="27" w:name="_Toc20493"/>
       <w:r>
         <w:rPr>
           <w:rFonts w:hint="eastAsia"/>
@@ -6415,7 +6408,7 @@
           <w:rFonts w:hint="eastAsia"/>
         </w:rPr>
       </w:pPr>
-      <w:bookmarkStart w:id="28" w:name="_Toc10322"/>
+      <w:bookmarkStart w:id="28" w:name="_Toc12994"/>
       <w:r>
         <w:rPr>
           <w:rFonts w:hint="eastAsia"/>
@@ -6477,7 +6470,7 @@
           <w:rFonts w:hint="eastAsia"/>
         </w:rPr>
       </w:pPr>
-      <w:bookmarkStart w:id="29" w:name="_Toc13514"/>
+      <w:bookmarkStart w:id="29" w:name="_Toc5779"/>
       <w:r>
         <w:rPr>
           <w:rFonts w:hint="eastAsia"/>
@@ -6494,7 +6487,7 @@
           <w:rFonts w:hint="eastAsia"/>
         </w:rPr>
       </w:pPr>
-      <w:bookmarkStart w:id="30" w:name="_Toc11066"/>
+      <w:bookmarkStart w:id="30" w:name="_Toc3901"/>
       <w:r>
         <w:rPr>
           <w:rFonts w:hint="eastAsia"/>
@@ -6591,7 +6584,7 @@
           <w:rFonts w:hint="eastAsia"/>
         </w:rPr>
       </w:pPr>
-      <w:bookmarkStart w:id="31" w:name="_Toc20302"/>
+      <w:bookmarkStart w:id="31" w:name="_Toc8475"/>
       <w:r>
         <w:rPr>
           <w:rFonts w:hint="eastAsia"/>
@@ -6644,6 +6637,8 @@
         </w:rPr>
         <w:t>培训材料与视频教程；</w:t>
       </w:r>
+      <w:bookmarkStart w:id="32" w:name="_GoBack"/>
+      <w:bookmarkEnd w:id="32"/>
     </w:p>
     <w:p>
       <w:pPr>
@@ -6675,7 +6670,7 @@
     <w:sectPr>
       <w:headerReference r:id="rId5" w:type="default"/>
       <w:pgSz w:w="11906" w:h="16838"/>
-      <w:pgMar w:top="400" w:right="1740" w:bottom="0" w:left="1785" w:header="0" w:footer="0" w:gutter="0"/>
+      <w:pgMar w:top="1040" w:right="1740" w:bottom="1298" w:left="1785" w:header="0" w:footer="0" w:gutter="0"/>
       <w:cols w:space="720" w:num="1"/>
     </w:sectPr>
   </w:body>
@@ -6871,6 +6866,23 @@
     </w:lvl>
   </w:abstractNum>
   <w:abstractNum w:abstractNumId="1">
+    <w:nsid w:val="2992E7A9"/>
+    <w:multiLevelType w:val="singleLevel"/>
+    <w:tmpl w:val="2992E7A9"/>
+    <w:lvl w:ilvl="0" w:tentative="0">
+      <w:start w:val="1"/>
+      <w:numFmt w:val="decimal"/>
+      <w:lvlText w:val="%1."/>
+      <w:lvlJc w:val="left"/>
+      <w:pPr>
+        <w:ind w:left="425" w:hanging="425"/>
+      </w:pPr>
+      <w:rPr>
+        <w:rFonts w:hint="default"/>
+      </w:rPr>
+    </w:lvl>
+  </w:abstractNum>
+  <w:abstractNum w:abstractNumId="2">
     <w:nsid w:val="5ADC5A60"/>
     <w:multiLevelType w:val="singleLevel"/>
     <w:tmpl w:val="5ADC5A60"/>
@@ -6891,6 +6903,9 @@
     <w:abstractNumId w:val="0"/>
   </w:num>
   <w:num w:numId="2">
+    <w:abstractNumId w:val="2"/>
+  </w:num>
+  <w:num w:numId="3">
     <w:abstractNumId w:val="1"/>
   </w:num>
 </w:numbering>
